--- a/03-research-plan/draft/pagecheck-reference.docx
+++ b/03-research-plan/draft/pagecheck-reference.docx
@@ -136,7 +136,7 @@
     <w:name w:val="Normal"/>
     <w:qFormat/>
     <w:pPr>
-      <w:spacing w:before="0" w:after="60" w:line="360" w:lineRule="auto"/>
+      <w:spacing w:before="0" w:after="20" w:line="360" w:lineRule="auto"/>
     </w:pPr>
     <w:rPr>
       <w:sz w:val="20"/>
@@ -148,7 +148,7 @@
     <w:basedOn w:val="Normal"/>
     <w:link w:val="BodyTextChar"/>
     <w:pPr>
-      <w:spacing w:before="0" w:after="60" w:line="360" w:lineRule="auto"/>
+      <w:spacing w:before="0" w:after="20" w:line="360" w:lineRule="auto"/>
     </w:pPr>
     <w:qFormat/>
     <w:rPr>
@@ -166,7 +166,7 @@
       <w:szCs w:val="20"/>
     </w:rPr>
     <w:pPr>
-      <w:spacing w:before="0" w:after="60" w:line="360" w:lineRule="auto"/>
+      <w:spacing w:before="0" w:after="20" w:line="360" w:lineRule="auto"/>
     </w:pPr>
   </w:style>
   <w:style w:customStyle="1" w:styleId="Compact" w:type="paragraph">
@@ -174,7 +174,7 @@
     <w:basedOn w:val="BodyText"/>
     <w:qFormat/>
     <w:pPr>
-      <w:spacing w:before="0" w:after="60" w:line="360" w:lineRule="auto"/>
+      <w:spacing w:before="0" w:after="20" w:line="360" w:lineRule="auto"/>
     </w:pPr>
     <w:rPr>
       <w:sz w:val="20"/>
@@ -288,7 +288,7 @@
     <w:pPr>
       <w:keepNext/>
       <w:keepLines/>
-      <w:spacing w:before="160" w:after="60" w:line="360" w:lineRule="auto"/>
+      <w:spacing w:before="80" w:after="30" w:line="360" w:lineRule="auto"/>
       <w:outlineLvl w:val="0"/>
     </w:pPr>
     <w:rPr>
@@ -310,7 +310,7 @@
     <w:pPr>
       <w:keepNext/>
       <w:keepLines/>
-      <w:spacing w:before="140" w:after="60" w:line="360" w:lineRule="auto"/>
+      <w:spacing w:before="100" w:after="40" w:line="360" w:lineRule="auto"/>
       <w:outlineLvl w:val="1"/>
     </w:pPr>
     <w:rPr>
@@ -332,7 +332,7 @@
     <w:pPr>
       <w:keepNext/>
       <w:keepLines/>
-      <w:spacing w:before="120" w:after="40" w:line="360" w:lineRule="auto"/>
+      <w:spacing w:before="80" w:after="30" w:line="360" w:lineRule="auto"/>
       <w:outlineLvl w:val="2"/>
     </w:pPr>
     <w:rPr>
@@ -354,7 +354,7 @@
     <w:pPr>
       <w:keepNext/>
       <w:keepLines/>
-      <w:spacing w:before="120" w:after="40" w:line="360" w:lineRule="auto"/>
+      <w:spacing w:before="80" w:after="30" w:line="360" w:lineRule="auto"/>
       <w:outlineLvl w:val="3"/>
     </w:pPr>
     <w:rPr>
@@ -376,7 +376,7 @@
     <w:pPr>
       <w:keepNext/>
       <w:keepLines/>
-      <w:spacing w:before="120" w:after="40" w:line="360" w:lineRule="auto"/>
+      <w:spacing w:before="80" w:after="30" w:line="360" w:lineRule="auto"/>
       <w:outlineLvl w:val="4"/>
     </w:pPr>
     <w:rPr>
